--- a/张亮生，王继华-Nature Genetics.docx
+++ b/张亮生，王继华-Nature Genetics.docx
@@ -100,8 +100,6 @@
           </wp:inline>
         </w:drawing>
       </w:r>
-      <w:bookmarkStart w:id="0" w:name="_GoBack"/>
-      <w:bookmarkEnd w:id="0"/>
     </w:p>
     <w:p>
       <w:pPr>
@@ -252,57 +250,8 @@
           <w:lang w:eastAsia="zh-CN"/>
         </w:rPr>
       </w:pPr>
-      <w:r>
-        <w:rPr>
-          <w:rFonts w:hint="eastAsia" w:eastAsiaTheme="minorEastAsia"/>
-          <w:lang w:eastAsia="zh-CN"/>
-        </w:rPr>
-        <w:drawing>
-          <wp:inline distT="0" distB="0" distL="114300" distR="114300">
-            <wp:extent cx="5271135" cy="2606675"/>
-            <wp:effectExtent l="0" t="0" r="1905" b="14605"/>
-            <wp:docPr id="4" name="图片 4" descr="屏幕截图 2026-07-07 165734"/>
-            <wp:cNvGraphicFramePr>
-              <a:graphicFrameLocks xmlns:a="http://schemas.openxmlformats.org/drawingml/2006/main" noChangeAspect="1"/>
-            </wp:cNvGraphicFramePr>
-            <a:graphic xmlns:a="http://schemas.openxmlformats.org/drawingml/2006/main">
-              <a:graphicData uri="http://schemas.openxmlformats.org/drawingml/2006/picture">
-                <pic:pic xmlns:pic="http://schemas.openxmlformats.org/drawingml/2006/picture">
-                  <pic:nvPicPr>
-                    <pic:cNvPr id="4" name="图片 4" descr="屏幕截图 2026-07-07 165734"/>
-                    <pic:cNvPicPr>
-                      <a:picLocks noChangeAspect="1"/>
-                    </pic:cNvPicPr>
-                  </pic:nvPicPr>
-                  <pic:blipFill>
-                    <a:blip r:embed="rId7"/>
-                    <a:stretch>
-                      <a:fillRect/>
-                    </a:stretch>
-                  </pic:blipFill>
-                  <pic:spPr>
-                    <a:xfrm>
-                      <a:off x="0" y="0"/>
-                      <a:ext cx="5271135" cy="2606675"/>
-                    </a:xfrm>
-                    <a:prstGeom prst="rect">
-                      <a:avLst/>
-                    </a:prstGeom>
-                  </pic:spPr>
-                </pic:pic>
-              </a:graphicData>
-            </a:graphic>
-          </wp:inline>
-        </w:drawing>
-      </w:r>
-    </w:p>
-    <w:p>
-      <w:pPr>
-        <w:rPr>
-          <w:rFonts w:hint="eastAsia" w:eastAsiaTheme="minorEastAsia"/>
-          <w:lang w:eastAsia="zh-CN"/>
-        </w:rPr>
-      </w:pPr>
+      <w:bookmarkStart w:id="0" w:name="_GoBack"/>
+      <w:bookmarkEnd w:id="0"/>
     </w:p>
     <w:p>
       <w:pPr>
@@ -357,7 +306,7 @@
                     </pic:cNvPicPr>
                   </pic:nvPicPr>
                   <pic:blipFill>
-                    <a:blip r:embed="rId8"/>
+                    <a:blip r:embed="rId7"/>
                     <a:stretch>
                       <a:fillRect/>
                     </a:stretch>
@@ -454,7 +403,7 @@
                     </pic:cNvPicPr>
                   </pic:nvPicPr>
                   <pic:blipFill>
-                    <a:blip r:embed="rId9"/>
+                    <a:blip r:embed="rId8"/>
                     <a:stretch>
                       <a:fillRect/>
                     </a:stretch>
@@ -497,7 +446,7 @@
                     </pic:cNvPicPr>
                   </pic:nvPicPr>
                   <pic:blipFill>
-                    <a:blip r:embed="rId10"/>
+                    <a:blip r:embed="rId9"/>
                     <a:stretch>
                       <a:fillRect/>
                     </a:stretch>
@@ -564,7 +513,7 @@
                     </pic:cNvPicPr>
                   </pic:nvPicPr>
                   <pic:blipFill>
-                    <a:blip r:embed="rId11"/>
+                    <a:blip r:embed="rId10"/>
                     <a:stretch>
                       <a:fillRect/>
                     </a:stretch>
